--- a/model_output/P0ASR.docx
+++ b/model_output/P0ASR.docx
@@ -489,31 +489,31 @@
                 <w:rFonts w:ascii="Calibri" w:hAnsi="Calibri"/>
                 <w:sz w:val="20"/>
               </w:rPr>
-              <w:t xml:space="default">[3.45, 4.00]</w:t>
-            </w:r>
-          </w:p>
-        </w:tc>
-        <w:tc>
-          <w:tcPr>
-            <w:tcBorders>
-              <w:top w:val="single" w:space="0" w:color="D3D3D3"/>
-              <w:bottom w:val="single" w:space="0" w:color="D3D3D3"/>
-              <w:start w:val="single" w:space="0" w:color="D3D3D3"/>
-              <w:end w:val="single" w:space="0" w:color="D3D3D3"/>
-            </w:tcBorders>
-          </w:tcPr>
-          <w:p>
-            <w:pPr>
-              <w:spacing w:before="0" w:after="60"/>
-              <w:keepNext/>
-              <w:jc w:val="end"/>
-            </w:pPr>
-            <w:r>
-              <w:rPr>
-                <w:rFonts w:ascii="Calibri" w:hAnsi="Calibri"/>
-                <w:sz w:val="20"/>
-              </w:rPr>
-              <w:t xml:space="default"/>
+              <w:t xml:space="default">[3.44, 4.01]</w:t>
+            </w:r>
+          </w:p>
+        </w:tc>
+        <w:tc>
+          <w:tcPr>
+            <w:tcBorders>
+              <w:top w:val="single" w:space="0" w:color="D3D3D3"/>
+              <w:bottom w:val="single" w:space="0" w:color="D3D3D3"/>
+              <w:start w:val="single" w:space="0" w:color="D3D3D3"/>
+              <w:end w:val="single" w:space="0" w:color="D3D3D3"/>
+            </w:tcBorders>
+          </w:tcPr>
+          <w:p>
+            <w:pPr>
+              <w:spacing w:before="0" w:after="60"/>
+              <w:keepNext/>
+              <w:jc w:val="end"/>
+            </w:pPr>
+            <w:r>
+              <w:rPr>
+                <w:rFonts w:ascii="Calibri" w:hAnsi="Calibri"/>
+                <w:sz w:val="20"/>
+              </w:rPr>
+              <w:t xml:space="default">73.3</w:t>
             </w:r>
           </w:p>
         </w:tc>
@@ -711,31 +711,31 @@
                 <w:rFonts w:ascii="Calibri" w:hAnsi="Calibri"/>
                 <w:sz w:val="20"/>
               </w:rPr>
-              <w:t xml:space="default">[-4.87, -3.65]</w:t>
-            </w:r>
-          </w:p>
-        </w:tc>
-        <w:tc>
-          <w:tcPr>
-            <w:tcBorders>
-              <w:top w:val="single" w:space="0" w:color="D3D3D3"/>
-              <w:bottom w:val="single" w:space="0" w:color="D3D3D3"/>
-              <w:start w:val="single" w:space="0" w:color="D3D3D3"/>
-              <w:end w:val="single" w:space="0" w:color="D3D3D3"/>
-            </w:tcBorders>
-          </w:tcPr>
-          <w:p>
-            <w:pPr>
-              <w:spacing w:before="0" w:after="60"/>
-              <w:keepNext/>
-              <w:jc w:val="end"/>
-            </w:pPr>
-            <w:r>
-              <w:rPr>
-                <w:rFonts w:ascii="Calibri" w:hAnsi="Calibri"/>
-                <w:sz w:val="20"/>
-              </w:rPr>
-              <w:t xml:space="default"/>
+              <w:t xml:space="default">[-4.88, -3.64]</w:t>
+            </w:r>
+          </w:p>
+        </w:tc>
+        <w:tc>
+          <w:tcPr>
+            <w:tcBorders>
+              <w:top w:val="single" w:space="0" w:color="D3D3D3"/>
+              <w:bottom w:val="single" w:space="0" w:color="D3D3D3"/>
+              <w:start w:val="single" w:space="0" w:color="D3D3D3"/>
+              <w:end w:val="single" w:space="0" w:color="D3D3D3"/>
+            </w:tcBorders>
+          </w:tcPr>
+          <w:p>
+            <w:pPr>
+              <w:spacing w:before="0" w:after="60"/>
+              <w:keepNext/>
+              <w:jc w:val="end"/>
+            </w:pPr>
+            <w:r>
+              <w:rPr>
+                <w:rFonts w:ascii="Calibri" w:hAnsi="Calibri"/>
+                <w:sz w:val="20"/>
+              </w:rPr>
+              <w:t xml:space="default">131.1</w:t>
             </w:r>
           </w:p>
         </w:tc>
@@ -933,31 +933,31 @@
                 <w:rFonts w:ascii="Calibri" w:hAnsi="Calibri"/>
                 <w:sz w:val="20"/>
               </w:rPr>
-              <w:t xml:space="default">[0.31, 1.43]</w:t>
-            </w:r>
-          </w:p>
-        </w:tc>
-        <w:tc>
-          <w:tcPr>
-            <w:tcBorders>
-              <w:top w:val="single" w:space="0" w:color="D3D3D3"/>
-              <w:bottom w:val="single" w:space="0" w:color="D3D3D3"/>
-              <w:start w:val="single" w:space="0" w:color="D3D3D3"/>
-              <w:end w:val="single" w:space="0" w:color="D3D3D3"/>
-            </w:tcBorders>
-          </w:tcPr>
-          <w:p>
-            <w:pPr>
-              <w:spacing w:before="0" w:after="60"/>
-              <w:keepNext/>
-              <w:jc w:val="end"/>
-            </w:pPr>
-            <w:r>
-              <w:rPr>
-                <w:rFonts w:ascii="Calibri" w:hAnsi="Calibri"/>
-                <w:sz w:val="20"/>
-              </w:rPr>
-              <w:t xml:space="default"/>
+              <w:t xml:space="default">[0.30, 1.44]</w:t>
+            </w:r>
+          </w:p>
+        </w:tc>
+        <w:tc>
+          <w:tcPr>
+            <w:tcBorders>
+              <w:top w:val="single" w:space="0" w:color="D3D3D3"/>
+              <w:bottom w:val="single" w:space="0" w:color="D3D3D3"/>
+              <w:start w:val="single" w:space="0" w:color="D3D3D3"/>
+              <w:end w:val="single" w:space="0" w:color="D3D3D3"/>
+            </w:tcBorders>
+          </w:tcPr>
+          <w:p>
+            <w:pPr>
+              <w:spacing w:before="0" w:after="60"/>
+              <w:keepNext/>
+              <w:jc w:val="end"/>
+            </w:pPr>
+            <w:r>
+              <w:rPr>
+                <w:rFonts w:ascii="Calibri" w:hAnsi="Calibri"/>
+                <w:sz w:val="20"/>
+              </w:rPr>
+              <w:t xml:space="default">98.5</w:t>
             </w:r>
           </w:p>
         </w:tc>
@@ -1005,7 +1005,7 @@
                 <w:rFonts w:ascii="Calibri" w:hAnsi="Calibri"/>
                 <w:sz w:val="20"/>
               </w:rPr>
-              <w:t xml:space="default">0.002</w:t>
+              <w:t xml:space="default">0.003</w:t>
             </w:r>
           </w:p>
         </w:tc>
@@ -1179,7 +1179,7 @@
                 <w:rFonts w:ascii="Calibri" w:hAnsi="Calibri"/>
                 <w:sz w:val="20"/>
               </w:rPr>
-              <w:t xml:space="default"/>
+              <w:t xml:space="default">107.9</w:t>
             </w:r>
           </w:p>
         </w:tc>
@@ -1377,31 +1377,31 @@
                 <w:rFonts w:ascii="Calibri" w:hAnsi="Calibri"/>
                 <w:sz w:val="20"/>
               </w:rPr>
-              <w:t xml:space="default">[-1.21, 0.29]</w:t>
-            </w:r>
-          </w:p>
-        </w:tc>
-        <w:tc>
-          <w:tcPr>
-            <w:tcBorders>
-              <w:top w:val="single" w:space="0" w:color="D3D3D3"/>
-              <w:bottom w:val="single" w:space="0" w:color="D3D3D3"/>
-              <w:start w:val="single" w:space="0" w:color="D3D3D3"/>
-              <w:end w:val="single" w:space="0" w:color="D3D3D3"/>
-            </w:tcBorders>
-          </w:tcPr>
-          <w:p>
-            <w:pPr>
-              <w:spacing w:before="0" w:after="60"/>
-              <w:keepNext/>
-              <w:jc w:val="end"/>
-            </w:pPr>
-            <w:r>
-              <w:rPr>
-                <w:rFonts w:ascii="Calibri" w:hAnsi="Calibri"/>
-                <w:sz w:val="20"/>
-              </w:rPr>
-              <w:t xml:space="default"/>
+              <w:t xml:space="default">[-1.21, 0.30]</w:t>
+            </w:r>
+          </w:p>
+        </w:tc>
+        <w:tc>
+          <w:tcPr>
+            <w:tcBorders>
+              <w:top w:val="single" w:space="0" w:color="D3D3D3"/>
+              <w:bottom w:val="single" w:space="0" w:color="D3D3D3"/>
+              <w:start w:val="single" w:space="0" w:color="D3D3D3"/>
+              <w:end w:val="single" w:space="0" w:color="D3D3D3"/>
+            </w:tcBorders>
+          </w:tcPr>
+          <w:p>
+            <w:pPr>
+              <w:spacing w:before="0" w:after="60"/>
+              <w:keepNext/>
+              <w:jc w:val="end"/>
+            </w:pPr>
+            <w:r>
+              <w:rPr>
+                <w:rFonts w:ascii="Calibri" w:hAnsi="Calibri"/>
+                <w:sz w:val="20"/>
+              </w:rPr>
+              <w:t xml:space="default">113.7</w:t>
             </w:r>
           </w:p>
         </w:tc>
@@ -1449,7 +1449,7 @@
                 <w:rFonts w:ascii="Calibri" w:hAnsi="Calibri"/>
                 <w:sz w:val="20"/>
               </w:rPr>
-              <w:t xml:space="default">0.229</w:t>
+              <w:t xml:space="default">0.231</w:t>
             </w:r>
           </w:p>
         </w:tc>
@@ -1623,7 +1623,7 @@
                 <w:rFonts w:ascii="Calibri" w:hAnsi="Calibri"/>
                 <w:sz w:val="20"/>
               </w:rPr>
-              <w:t xml:space="default"/>
+              <w:t xml:space="default">157.7</w:t>
             </w:r>
           </w:p>
         </w:tc>
@@ -1845,7 +1845,7 @@
                 <w:rFonts w:ascii="Calibri" w:hAnsi="Calibri"/>
                 <w:sz w:val="20"/>
               </w:rPr>
-              <w:t xml:space="default"/>
+              <w:t xml:space="default">181.1</w:t>
             </w:r>
           </w:p>
         </w:tc>
@@ -2043,31 +2043,31 @@
                 <w:rFonts w:ascii="Calibri" w:hAnsi="Calibri"/>
                 <w:sz w:val="20"/>
               </w:rPr>
-              <w:t xml:space="default">[3.29, 4.84]</w:t>
-            </w:r>
-          </w:p>
-        </w:tc>
-        <w:tc>
-          <w:tcPr>
-            <w:tcBorders>
-              <w:top w:val="single" w:space="0" w:color="D3D3D3"/>
-              <w:bottom w:val="single" w:space="0" w:color="D3D3D3"/>
-              <w:start w:val="single" w:space="0" w:color="D3D3D3"/>
-              <w:end w:val="single" w:space="0" w:color="D3D3D3"/>
-            </w:tcBorders>
-          </w:tcPr>
-          <w:p>
-            <w:pPr>
-              <w:spacing w:before="0" w:after="60"/>
-              <w:keepNext/>
-              <w:jc w:val="end"/>
-            </w:pPr>
-            <w:r>
-              <w:rPr>
-                <w:rFonts w:ascii="Calibri" w:hAnsi="Calibri"/>
-                <w:sz w:val="20"/>
-              </w:rPr>
-              <w:t xml:space="default"/>
+              <w:t xml:space="default">[3.28, 4.84]</w:t>
+            </w:r>
+          </w:p>
+        </w:tc>
+        <w:tc>
+          <w:tcPr>
+            <w:tcBorders>
+              <w:top w:val="single" w:space="0" w:color="D3D3D3"/>
+              <w:bottom w:val="single" w:space="0" w:color="D3D3D3"/>
+              <w:start w:val="single" w:space="0" w:color="D3D3D3"/>
+              <w:end w:val="single" w:space="0" w:color="D3D3D3"/>
+            </w:tcBorders>
+          </w:tcPr>
+          <w:p>
+            <w:pPr>
+              <w:spacing w:before="0" w:after="60"/>
+              <w:keepNext/>
+              <w:jc w:val="end"/>
+            </w:pPr>
+            <w:r>
+              <w:rPr>
+                <w:rFonts w:ascii="Calibri" w:hAnsi="Calibri"/>
+                <w:sz w:val="20"/>
+              </w:rPr>
+              <w:t xml:space="default">176.5</w:t>
             </w:r>
           </w:p>
         </w:tc>
@@ -2265,31 +2265,31 @@
                 <w:rFonts w:ascii="Calibri" w:hAnsi="Calibri"/>
                 <w:sz w:val="20"/>
               </w:rPr>
-              <w:t xml:space="default">[7.26, 10.14]</w:t>
-            </w:r>
-          </w:p>
-        </w:tc>
-        <w:tc>
-          <w:tcPr>
-            <w:tcBorders>
-              <w:top w:val="single" w:space="0" w:color="D3D3D3"/>
-              <w:bottom w:val="single" w:space="0" w:color="D3D3D3"/>
-              <w:start w:val="single" w:space="0" w:color="D3D3D3"/>
-              <w:end w:val="single" w:space="0" w:color="D3D3D3"/>
-            </w:tcBorders>
-          </w:tcPr>
-          <w:p>
-            <w:pPr>
-              <w:spacing w:before="0" w:after="60"/>
-              <w:keepNext/>
-              <w:jc w:val="end"/>
-            </w:pPr>
-            <w:r>
-              <w:rPr>
-                <w:rFonts w:ascii="Calibri" w:hAnsi="Calibri"/>
-                <w:sz w:val="20"/>
-              </w:rPr>
-              <w:t xml:space="default"/>
+              <w:t xml:space="default">[7.25, 10.15]</w:t>
+            </w:r>
+          </w:p>
+        </w:tc>
+        <w:tc>
+          <w:tcPr>
+            <w:tcBorders>
+              <w:top w:val="single" w:space="0" w:color="D3D3D3"/>
+              <w:bottom w:val="single" w:space="0" w:color="D3D3D3"/>
+              <w:start w:val="single" w:space="0" w:color="D3D3D3"/>
+              <w:end w:val="single" w:space="0" w:color="D3D3D3"/>
+            </w:tcBorders>
+          </w:tcPr>
+          <w:p>
+            <w:pPr>
+              <w:spacing w:before="0" w:after="60"/>
+              <w:keepNext/>
+              <w:jc w:val="end"/>
+            </w:pPr>
+            <w:r>
+              <w:rPr>
+                <w:rFonts w:ascii="Calibri" w:hAnsi="Calibri"/>
+                <w:sz w:val="20"/>
+              </w:rPr>
+              <w:t xml:space="default">174.3</w:t>
             </w:r>
           </w:p>
         </w:tc>
@@ -2487,31 +2487,31 @@
                 <w:rFonts w:ascii="Calibri" w:hAnsi="Calibri"/>
                 <w:sz w:val="20"/>
               </w:rPr>
-              <w:t xml:space="default">[2.34, 3.52]</w:t>
-            </w:r>
-          </w:p>
-        </w:tc>
-        <w:tc>
-          <w:tcPr>
-            <w:tcBorders>
-              <w:top w:val="single" w:space="0" w:color="D3D3D3"/>
-              <w:bottom w:val="single" w:space="0" w:color="D3D3D3"/>
-              <w:start w:val="single" w:space="0" w:color="D3D3D3"/>
-              <w:end w:val="single" w:space="0" w:color="D3D3D3"/>
-            </w:tcBorders>
-          </w:tcPr>
-          <w:p>
-            <w:pPr>
-              <w:spacing w:before="0" w:after="60"/>
-              <w:keepNext/>
-              <w:jc w:val="end"/>
-            </w:pPr>
-            <w:r>
-              <w:rPr>
-                <w:rFonts w:ascii="Calibri" w:hAnsi="Calibri"/>
-                <w:sz w:val="20"/>
-              </w:rPr>
-              <w:t xml:space="default"/>
+              <w:t xml:space="default">[2.34, 3.53]</w:t>
+            </w:r>
+          </w:p>
+        </w:tc>
+        <w:tc>
+          <w:tcPr>
+            <w:tcBorders>
+              <w:top w:val="single" w:space="0" w:color="D3D3D3"/>
+              <w:bottom w:val="single" w:space="0" w:color="D3D3D3"/>
+              <w:start w:val="single" w:space="0" w:color="D3D3D3"/>
+              <w:end w:val="single" w:space="0" w:color="D3D3D3"/>
+            </w:tcBorders>
+          </w:tcPr>
+          <w:p>
+            <w:pPr>
+              <w:spacing w:before="0" w:after="60"/>
+              <w:keepNext/>
+              <w:jc w:val="end"/>
+            </w:pPr>
+            <w:r>
+              <w:rPr>
+                <w:rFonts w:ascii="Calibri" w:hAnsi="Calibri"/>
+                <w:sz w:val="20"/>
+              </w:rPr>
+              <w:t xml:space="default">189.5</w:t>
             </w:r>
           </w:p>
         </w:tc>
@@ -3694,6 +3694,29 @@
                 <w:sz w:val="20"/>
               </w:rPr>
               <w:t xml:space="default"/>
+            </w:r>
+          </w:p>
+        </w:tc>
+      </w:tr>
+      <w:tr>
+        <w:trPr>
+          <w:cantSplit/>
+        </w:trPr>
+        <w:tc>
+          <w:tcPr>
+            <w:gridSpan w:val="9"/>
+          </w:tcPr>
+          <w:p>
+            <w:pPr>
+              <w:spacing w:before="0" w:after="60"/>
+              <w:keepNext/>
+            </w:pPr>
+            <w:r>
+              <w:rPr>
+                <w:rFonts w:ascii="Calibri" w:hAnsi="Calibri"/>
+                <w:sz w:val="20"/>
+              </w:rPr>
+              <w:t xml:space="default">Coefficient df approximated via Satterthwaite method.</w:t>
             </w:r>
           </w:p>
         </w:tc>
